--- a/public/Varadsingh-Pardeshi-Resume.docx
+++ b/public/Varadsingh-Pardeshi-Resume.docx
@@ -250,30 +250,7 @@
           <w:sz w:val="16"/>
           <w:szCs w:val="16"/>
         </w:rPr>
-        <w:t xml:space="preserve">Reporting</w:t>
-      </w:r>
-      <w:r>
-        <w:rPr>
-          <w:b/>
-          <w:i/>
-          <w:sz w:val="16"/>
-          <w:szCs w:val="16"/>
-        </w:rPr>
-        <w:t xml:space="preserve"/>
-      </w:r>
-      <w:r>
-        <w:rPr>
-          <w:sz w:val="16"/>
-          <w:szCs w:val="16"/>
-        </w:rPr>
-        <w:t xml:space="preserve"/>
-      </w:r>
-      <w:r>
-        <w:rPr>
-          <w:sz w:val="16"/>
-          <w:szCs w:val="16"/>
-        </w:rPr>
-        <w:t xml:space="preserve"/>
+        <w:t>Reporting</w:t>
       </w:r>
       <w:r>
         <w:rPr>
@@ -304,21 +281,7 @@
           <w:sz w:val="16"/>
           <w:szCs w:val="16"/>
         </w:rPr>
-        <w:t xml:space="preserve">Delivered automation saving 7 FTE across 2 roles; reduced MTTR by 60% and led</w:t>
-      </w:r>
-      <w:r>
-        <w:rPr>
-          <w:sz w:val="16"/>
-          <w:szCs w:val="16"/>
-        </w:rPr>
-        <w:t xml:space="preserve"/>
-      </w:r>
-      <w:r>
-        <w:rPr>
-          <w:sz w:val="16"/>
-          <w:szCs w:val="16"/>
-        </w:rPr>
-        <w:t xml:space="preserve"/>
+        <w:t>Delivered automation saving 7 FTE across 2 roles; reduced MTTR by 60% and led</w:t>
       </w:r>
       <w:r>
         <w:rPr>
@@ -339,7 +302,7 @@
           <w:sz w:val="16"/>
           <w:szCs w:val="16"/>
         </w:rPr>
-        <w:t xml:space="preserve">team.</w:t>
+        <w:t>team.</w:t>
       </w:r>
     </w:p>
     <w:p>
@@ -834,12 +797,6 @@
           <w:szCs w:val="16"/>
         </w:rPr>
         <w:tab/>
-      </w:r>
-      <w:r>
-        <w:rPr>
-          <w:sz w:val="16"/>
-          <w:szCs w:val="16"/>
-        </w:rPr>
         <w:t>July</w:t>
       </w:r>
       <w:r>
@@ -917,7 +874,7 @@
           <w:sz w:val="16"/>
           <w:szCs w:val="16"/>
         </w:rPr>
-        <w:t xml:space="preserve">Maintain Python backends and BAU dashboards supporting Risk and Reporting operations.</w:t>
+        <w:t>Maintain Python backends and BAU dashboards supporting Risk and Reporting operations.</w:t>
       </w:r>
     </w:p>
     <w:p>
@@ -966,21 +923,7 @@
           <w:sz w:val="16"/>
           <w:szCs w:val="16"/>
         </w:rPr>
-        <w:t xml:space="preserve">Led</w:t>
-      </w:r>
-      <w:r>
-        <w:rPr>
-          <w:sz w:val="16"/>
-          <w:szCs w:val="16"/>
-        </w:rPr>
-        <w:t xml:space="preserve"/>
-      </w:r>
-      <w:r>
-        <w:rPr>
-          <w:sz w:val="16"/>
-          <w:szCs w:val="16"/>
-        </w:rPr>
-        <w:t xml:space="preserve"> Apache Ignite-to-Oracle (ORaaS) data migration as part of 3 migration initiatives.</w:t>
+        <w:t>Led Apache Ignite-to-Oracle (ORaaS) data migration as part of 3 migration initiatives.</w:t>
       </w:r>
     </w:p>
     <w:p>
@@ -1053,14 +996,7 @@
           <w:sz w:val="16"/>
           <w:szCs w:val="16"/>
         </w:rPr>
-        <w:t xml:space="preserve">Senior </w:t>
-      </w:r>
-      <w:r>
-        <w:rPr>
-          <w:sz w:val="16"/>
-          <w:szCs w:val="16"/>
-        </w:rPr>
-        <w:t>Cloud Engineer</w:t>
+        <w:t>Senior Cloud Engineer</w:t>
       </w:r>
       <w:r>
         <w:rPr>
@@ -1133,12 +1069,6 @@
           <w:szCs w:val="16"/>
         </w:rPr>
         <w:tab/>
-      </w:r>
-      <w:r>
-        <w:rPr>
-          <w:sz w:val="16"/>
-          <w:szCs w:val="16"/>
-        </w:rPr>
         <w:t>February</w:t>
       </w:r>
       <w:r>
@@ -1153,14 +1083,7 @@
           <w:sz w:val="16"/>
           <w:szCs w:val="16"/>
         </w:rPr>
-        <w:t>202</w:t>
-      </w:r>
-      <w:r>
-        <w:rPr>
-          <w:sz w:val="16"/>
-          <w:szCs w:val="16"/>
-        </w:rPr>
-        <w:t>5</w:t>
+        <w:t>2025</w:t>
       </w:r>
       <w:r>
         <w:rPr>
@@ -1174,14 +1097,7 @@
           <w:sz w:val="16"/>
           <w:szCs w:val="16"/>
         </w:rPr>
-        <w:t>July</w:t>
-      </w:r>
-      <w:r>
-        <w:rPr>
-          <w:sz w:val="16"/>
-          <w:szCs w:val="16"/>
-        </w:rPr>
-        <w:t xml:space="preserve"> 2025</w:t>
+        <w:t>July 2025</w:t>
       </w:r>
     </w:p>
     <w:p>
@@ -1230,7 +1146,7 @@
           <w:sz w:val="16"/>
           <w:szCs w:val="16"/>
         </w:rPr>
-        <w:t xml:space="preserve">Designed and maintained Snowflake pipelines integrating Salesforce and other business systems for multiple clients.</w:t>
+        <w:t>Designed and maintained Snowflake pipelines integrating Salesforce and other business systems for multiple clients.</w:t>
       </w:r>
     </w:p>
     <w:p>
@@ -1251,7 +1167,7 @@
           <w:sz w:val="16"/>
           <w:szCs w:val="16"/>
         </w:rPr>
-        <w:t xml:space="preserve">Built SQL and dbt transformations to deliver reliable datasets for reporting and analytics.</w:t>
+        <w:t>Built SQL and dbt transformations to deliver reliable datasets for reporting and analytics.</w:t>
       </w:r>
     </w:p>
     <w:p>
@@ -1272,7 +1188,7 @@
           <w:sz w:val="16"/>
           <w:szCs w:val="16"/>
         </w:rPr>
-        <w:t xml:space="preserve">Managed end-to-end data integration, monitored pipeline performance, and resolved load failures.</w:t>
+        <w:t>Managed end-to-end data integration, monitored pipeline performance, and resolved load failures.</w:t>
       </w:r>
     </w:p>
     <w:p>
@@ -1293,7 +1209,21 @@
           <w:sz w:val="16"/>
           <w:szCs w:val="16"/>
         </w:rPr>
-        <w:t xml:space="preserve">Earned Snowflake Core Certification.</w:t>
+        <w:t>Earned Snow</w:t>
+      </w:r>
+      <w:r>
+        <w:rPr>
+          <w:sz w:val="16"/>
+          <w:szCs w:val="16"/>
+        </w:rPr>
+        <w:t>Pro</w:t>
+      </w:r>
+      <w:r>
+        <w:rPr>
+          <w:sz w:val="16"/>
+          <w:szCs w:val="16"/>
+        </w:rPr>
+        <w:t xml:space="preserve"> Core Certification.</w:t>
       </w:r>
     </w:p>
     <w:p>
@@ -1477,7 +1407,7 @@
           <w:sz w:val="16"/>
           <w:szCs w:val="16"/>
         </w:rPr>
-        <w:t xml:space="preserve">Developed Talend data migration solutions for multiple clients</w:t>
+        <w:t>Developed Talend data migration solutions for multiple clients</w:t>
       </w:r>
       <w:r>
         <w:rPr>
@@ -1505,7 +1435,7 @@
           <w:sz w:val="16"/>
           <w:szCs w:val="16"/>
         </w:rPr>
-        <w:t xml:space="preserve">Automated recurring API calls and scheduled data loads</w:t>
+        <w:t>Automated recurring API calls and scheduled data loads</w:t>
       </w:r>
       <w:r>
         <w:rPr>
@@ -1853,28 +1783,14 @@
           <w:sz w:val="16"/>
           <w:szCs w:val="16"/>
         </w:rPr>
-        <w:t xml:space="preserve">S</w:t>
-      </w:r>
-      <w:r>
-        <w:rPr>
-          <w:sz w:val="16"/>
-          <w:szCs w:val="16"/>
-        </w:rPr>
-        <w:t xml:space="preserve"/>
-      </w:r>
-      <w:r>
-        <w:rPr>
-          <w:sz w:val="16"/>
-          <w:szCs w:val="16"/>
-        </w:rPr>
-        <w:t xml:space="preserve"/>
-      </w:r>
-      <w:r>
-        <w:rPr>
-          <w:sz w:val="16"/>
-          <w:szCs w:val="16"/>
-        </w:rPr>
-        <w:t xml:space="preserve">upport</w:t>
+        <w:t>S</w:t>
+      </w:r>
+      <w:r>
+        <w:rPr>
+          <w:sz w:val="16"/>
+          <w:szCs w:val="16"/>
+        </w:rPr>
+        <w:t>upport</w:t>
       </w:r>
       <w:r>
         <w:rPr>
@@ -1930,7 +1846,7 @@
           <w:sz w:val="16"/>
           <w:szCs w:val="16"/>
         </w:rPr>
-        <w:t xml:space="preserve">Monitored daily ETL flows and maintained production data loads.</w:t>
+        <w:t>Monitored daily ETL flows and maintained production data loads.</w:t>
       </w:r>
     </w:p>
     <w:p>
@@ -1951,7 +1867,7 @@
           <w:sz w:val="16"/>
           <w:szCs w:val="16"/>
         </w:rPr>
-        <w:t xml:space="preserve">Managed ETL execution against</w:t>
+        <w:t>Managed ETL execution against</w:t>
       </w:r>
       <w:r>
         <w:rPr>
@@ -1965,7 +1881,7 @@
           <w:sz w:val="16"/>
           <w:szCs w:val="16"/>
         </w:rPr>
-        <w:t xml:space="preserve">.</w:t>
+        <w:t>.</w:t>
       </w:r>
     </w:p>
     <w:p>
@@ -1986,7 +1902,7 @@
           <w:sz w:val="16"/>
           <w:szCs w:val="16"/>
         </w:rPr>
-        <w:t xml:space="preserve">Built request-handling</w:t>
+        <w:t>Built request-handling</w:t>
       </w:r>
       <w:r>
         <w:rPr>
@@ -2014,7 +1930,7 @@
           <w:sz w:val="16"/>
           <w:szCs w:val="16"/>
         </w:rPr>
-        <w:t xml:space="preserve">Re</w:t>
+        <w:t>Re</w:t>
       </w:r>
       <w:r>
         <w:rPr>
@@ -2028,14 +1944,14 @@
           <w:sz w:val="16"/>
           <w:szCs w:val="16"/>
         </w:rPr>
-        <w:t xml:space="preserve">reques</w:t>
-      </w:r>
-      <w:r>
-        <w:rPr>
-          <w:sz w:val="16"/>
-          <w:szCs w:val="16"/>
-        </w:rPr>
-        <w:t xml:space="preserve">ts, coordinating recovery from processing delays.</w:t>
+        <w:t>reques</w:t>
+      </w:r>
+      <w:r>
+        <w:rPr>
+          <w:sz w:val="16"/>
+          <w:szCs w:val="16"/>
+        </w:rPr>
+        <w:t>ts, coordinating recovery from processing delays.</w:t>
       </w:r>
     </w:p>
     <w:p>
@@ -2262,13 +2178,6 @@
           <w:sz w:val="16"/>
           <w:szCs w:val="16"/>
         </w:rPr>
-        <w:t xml:space="preserve"/>
-      </w:r>
-      <w:r>
-        <w:rPr>
-          <w:sz w:val="16"/>
-          <w:szCs w:val="16"/>
-        </w:rPr>
         <w:t xml:space="preserve">Developed </w:t>
       </w:r>
       <w:r>
@@ -2325,21 +2234,7 @@
           <w:sz w:val="16"/>
           <w:szCs w:val="16"/>
         </w:rPr>
-        <w:t xml:space="preserve">A</w:t>
-      </w:r>
-      <w:r>
-        <w:rPr>
-          <w:sz w:val="16"/>
-          <w:szCs w:val="16"/>
-        </w:rPr>
-        <w:t xml:space="preserve"/>
-      </w:r>
-      <w:r>
-        <w:rPr>
-          <w:sz w:val="16"/>
-          <w:szCs w:val="16"/>
-        </w:rPr>
-        <w:t xml:space="preserve">utomated recurring daily operations using Python.</w:t>
+        <w:t>Automated recurring daily operations using Python.</w:t>
       </w:r>
     </w:p>
     <w:p>
@@ -2360,7 +2255,7 @@
           <w:sz w:val="16"/>
           <w:szCs w:val="16"/>
         </w:rPr>
-        <w:t xml:space="preserve">Validated reporting consistency across 2 BI platforms: Cognos and Tableau.</w:t>
+        <w:t>Validated reporting consistency across 2 BI platforms: Cognos and Tableau.</w:t>
       </w:r>
     </w:p>
     <w:p>
@@ -2402,7 +2297,7 @@
           <w:sz w:val="16"/>
           <w:szCs w:val="16"/>
         </w:rPr>
-        <w:t xml:space="preserve">s early in the ETL flow to reduce downstream validation effort.</w:t>
+        <w:t>s early in the ETL flow to reduce downstream validation effort.</w:t>
       </w:r>
     </w:p>
     <w:p>
@@ -2423,7 +2318,7 @@
           <w:sz w:val="16"/>
           <w:szCs w:val="16"/>
         </w:rPr>
-        <w:t xml:space="preserve">Built a Django application for ticket management and deployment.</w:t>
+        <w:t>Built a Django application for ticket management and deployment.</w:t>
       </w:r>
     </w:p>
     <w:p>
@@ -2566,7 +2461,7 @@
           <w:sz w:val="16"/>
           <w:szCs w:val="16"/>
         </w:rPr>
-        <w:t xml:space="preserve">to end:</w:t>
+        <w:t>to end:</w:t>
       </w:r>
       <w:r>
         <w:rPr>
@@ -2608,14 +2503,14 @@
           <w:sz w:val="16"/>
           <w:szCs w:val="16"/>
         </w:rPr>
-        <w:t xml:space="preserve">A</w:t>
-      </w:r>
-      <w:r>
-        <w:rPr>
-          <w:sz w:val="16"/>
-          <w:szCs w:val="16"/>
-        </w:rPr>
-        <w:t xml:space="preserve">utomated execution</w:t>
+        <w:t>A</w:t>
+      </w:r>
+      <w:r>
+        <w:rPr>
+          <w:sz w:val="16"/>
+          <w:szCs w:val="16"/>
+        </w:rPr>
+        <w:t>utomated execution</w:t>
       </w:r>
       <w:r>
         <w:rPr>
@@ -2650,28 +2545,21 @@
           <w:sz w:val="16"/>
           <w:szCs w:val="16"/>
         </w:rPr>
-        <w:t xml:space="preserve">effor</w:t>
-      </w:r>
-      <w:r>
-        <w:rPr>
-          <w:sz w:val="16"/>
-          <w:szCs w:val="16"/>
-        </w:rPr>
-        <w:t xml:space="preserve"/>
-      </w:r>
-      <w:r>
-        <w:rPr>
-          <w:sz w:val="16"/>
-          <w:szCs w:val="16"/>
-        </w:rPr>
-        <w:t xml:space="preserve">t</w:t>
-      </w:r>
-      <w:r>
-        <w:rPr>
-          <w:sz w:val="16"/>
-          <w:szCs w:val="16"/>
-        </w:rPr>
-        <w:t xml:space="preserve">.</w:t>
+        <w:t>effor</w:t>
+      </w:r>
+      <w:r>
+        <w:rPr>
+          <w:sz w:val="16"/>
+          <w:szCs w:val="16"/>
+        </w:rPr>
+        <w:t>t</w:t>
+      </w:r>
+      <w:r>
+        <w:rPr>
+          <w:sz w:val="16"/>
+          <w:szCs w:val="16"/>
+        </w:rPr>
+        <w:t>.</w:t>
       </w:r>
     </w:p>
     <w:p>
@@ -2949,7 +2837,7 @@
           <w:sz w:val="16"/>
           <w:szCs w:val="16"/>
         </w:rPr>
-        <w:t xml:space="preserve">Maintained DataStage data quality workflows and implemented new business requirements.</w:t>
+        <w:t>Maintained DataStage data quality workflows and implemented new business requirements.</w:t>
       </w:r>
     </w:p>
     <w:p>
@@ -3008,7 +2896,7 @@
           <w:sz w:val="16"/>
           <w:szCs w:val="16"/>
         </w:rPr>
-        <w:t xml:space="preserve">Migrated ETL builds between 2 platforms: Cognos Data Manager and DataStage.</w:t>
+        <w:t>Migrated ETL builds between 2 platforms: Cognos Data Manager and DataStage.</w:t>
       </w:r>
     </w:p>
     <w:p>
@@ -3029,14 +2917,14 @@
           <w:sz w:val="16"/>
           <w:szCs w:val="16"/>
         </w:rPr>
-        <w:t xml:space="preserve">C</w:t>
-      </w:r>
-      <w:r>
-        <w:rPr>
-          <w:sz w:val="16"/>
-          <w:szCs w:val="16"/>
-        </w:rPr>
-        <w:t xml:space="preserve">oordinated tasks and iterative deliveries with a 20-member team.</w:t>
+        <w:t>C</w:t>
+      </w:r>
+      <w:r>
+        <w:rPr>
+          <w:sz w:val="16"/>
+          <w:szCs w:val="16"/>
+        </w:rPr>
+        <w:t>oordinated tasks and iterative deliveries with a 20-member team.</w:t>
       </w:r>
     </w:p>
     <w:p>
@@ -3057,7 +2945,7 @@
           <w:sz w:val="16"/>
           <w:szCs w:val="16"/>
         </w:rPr>
-        <w:t xml:space="preserve">Created Oracle hierarchies to represent activity trees.</w:t>
+        <w:t>Created Oracle hierarchies to represent activity trees.</w:t>
       </w:r>
     </w:p>
     <w:p>
@@ -3187,21 +3075,42 @@
           <w:sz w:val="16"/>
           <w:szCs w:val="16"/>
         </w:rPr>
-        <w:t xml:space="preserve">Supported DataStage jobs for the Sales Performance Management (SPM) module and</w:t>
-      </w:r>
-      <w:r>
-        <w:rPr>
-          <w:sz w:val="16"/>
-          <w:szCs w:val="16"/>
-        </w:rPr>
-        <w:t xml:space="preserve"/>
-      </w:r>
-      <w:r>
-        <w:rPr>
-          <w:sz w:val="16"/>
-          <w:szCs w:val="16"/>
-        </w:rPr>
-        <w:t xml:space="preserve"/>
+        <w:t xml:space="preserve">Supported DataStage jobs for the Sales Performance Management (SPM) module and </w:t>
+      </w:r>
+      <w:r>
+        <w:rPr>
+          <w:sz w:val="16"/>
+          <w:szCs w:val="16"/>
+        </w:rPr>
+        <w:t>m</w:t>
+      </w:r>
+      <w:r>
+        <w:rPr>
+          <w:sz w:val="16"/>
+          <w:szCs w:val="16"/>
+        </w:rPr>
+        <w:t>et all assigned targets.</w:t>
+      </w:r>
+    </w:p>
+    <w:p>
+      <w:pPr>
+        <w:pStyle w:val="ListParagraph"/>
+        <w:numPr>
+          <w:ilvl w:val="0"/>
+          <w:numId w:val="3"/>
+        </w:numPr>
+        <w:spacing w:after="0"/>
+        <w:rPr>
+          <w:sz w:val="16"/>
+          <w:szCs w:val="16"/>
+        </w:rPr>
+      </w:pPr>
+      <w:r>
+        <w:rPr>
+          <w:sz w:val="16"/>
+          <w:szCs w:val="16"/>
+        </w:rPr>
+        <w:t xml:space="preserve">Worked with </w:t>
       </w:r>
       <w:r>
         <w:rPr>
@@ -3210,35 +3119,14 @@
           <w:sz w:val="16"/>
           <w:szCs w:val="16"/>
         </w:rPr>
-        <w:t xml:space="preserve"/>
-      </w:r>
-      <w:r>
-        <w:rPr>
-          <w:sz w:val="16"/>
-          <w:szCs w:val="16"/>
-        </w:rPr>
-        <w:t xml:space="preserve"/>
-      </w:r>
-      <w:r>
-        <w:rPr>
-          <w:sz w:val="16"/>
-          <w:szCs w:val="16"/>
-        </w:rPr>
-        <w:t xml:space="preserve"> </w:t>
-      </w:r>
-      <w:r>
-        <w:rPr>
-          <w:sz w:val="16"/>
-          <w:szCs w:val="16"/>
-        </w:rPr>
-        <w:t>m</w:t>
-      </w:r>
-      <w:r>
-        <w:rPr>
-          <w:sz w:val="16"/>
-          <w:szCs w:val="16"/>
-        </w:rPr>
-        <w:t xml:space="preserve">et all assigned targets.</w:t>
+        <w:t>Teradata</w:t>
+      </w:r>
+      <w:r>
+        <w:rPr>
+          <w:sz w:val="16"/>
+          <w:szCs w:val="16"/>
+        </w:rPr>
+        <w:t xml:space="preserve"> as the primary client database for SPM support.</w:t>
       </w:r>
     </w:p>
     <w:p>
@@ -3259,7 +3147,14 @@
           <w:sz w:val="16"/>
           <w:szCs w:val="16"/>
         </w:rPr>
-        <w:t xml:space="preserve">Worked with </w:t>
+        <w:t>Automated KPI dashboard</w:t>
+      </w:r>
+      <w:r>
+        <w:rPr>
+          <w:sz w:val="16"/>
+          <w:szCs w:val="16"/>
+        </w:rPr>
+        <w:t xml:space="preserve">s using </w:t>
       </w:r>
       <w:r>
         <w:rPr>
@@ -3268,50 +3163,6 @@
           <w:sz w:val="16"/>
           <w:szCs w:val="16"/>
         </w:rPr>
-        <w:t>Teradata</w:t>
-      </w:r>
-      <w:r>
-        <w:rPr>
-          <w:sz w:val="16"/>
-          <w:szCs w:val="16"/>
-        </w:rPr>
-        <w:t xml:space="preserve"> as the primary client database for SPM support.</w:t>
-      </w:r>
-    </w:p>
-    <w:p>
-      <w:pPr>
-        <w:pStyle w:val="ListParagraph"/>
-        <w:numPr>
-          <w:ilvl w:val="0"/>
-          <w:numId w:val="3"/>
-        </w:numPr>
-        <w:spacing w:after="0"/>
-        <w:rPr>
-          <w:sz w:val="16"/>
-          <w:szCs w:val="16"/>
-        </w:rPr>
-      </w:pPr>
-      <w:r>
-        <w:rPr>
-          <w:sz w:val="16"/>
-          <w:szCs w:val="16"/>
-        </w:rPr>
-        <w:t xml:space="preserve">Automated KPI dashboard</w:t>
-      </w:r>
-      <w:r>
-        <w:rPr>
-          <w:sz w:val="16"/>
-          <w:szCs w:val="16"/>
-        </w:rPr>
-        <w:t xml:space="preserve">s using </w:t>
-      </w:r>
-      <w:r>
-        <w:rPr>
-          <w:bCs/>
-          <w:iCs/>
-          <w:sz w:val="16"/>
-          <w:szCs w:val="16"/>
-        </w:rPr>
         <w:t>Excel and VBA</w:t>
       </w:r>
       <w:r>
@@ -3482,24 +3333,16 @@
           <w:sz w:val="16"/>
           <w:szCs w:val="16"/>
         </w:rPr>
-        <w:t xml:space="preserve">D</w:t>
-      </w:r>
-      <w:r>
-        <w:rPr>
-          <w:rFonts w:ascii="Calibri" w:eastAsia="Calibri" w:hAnsi="Calibri" w:cs="Calibri"/>
-          <w:spacing w:val="-3"/>
-          <w:sz w:val="16"/>
-          <w:szCs w:val="16"/>
-        </w:rPr>
-        <w:t xml:space="preserve"/>
-      </w:r>
-      <w:r>
-        <w:rPr>
-          <w:rFonts w:ascii="Calibri" w:eastAsia="Calibri" w:hAnsi="Calibri" w:cs="Calibri"/>
-          <w:sz w:val="16"/>
-          <w:szCs w:val="16"/>
-        </w:rPr>
-        <w:t xml:space="preserve"/>
+        <w:t>D</w:t>
+      </w:r>
+      <w:r>
+        <w:rPr>
+          <w:rFonts w:ascii="Calibri" w:eastAsia="Calibri" w:hAnsi="Calibri" w:cs="Calibri"/>
+          <w:spacing w:val="-1"/>
+          <w:sz w:val="16"/>
+          <w:szCs w:val="16"/>
+        </w:rPr>
+        <w:t>e</w:t>
       </w:r>
       <w:r>
         <w:rPr>
@@ -3508,7 +3351,7 @@
           <w:sz w:val="16"/>
           <w:szCs w:val="16"/>
         </w:rPr>
-        <w:t xml:space="preserve"/>
+        <w:t>v</w:t>
       </w:r>
       <w:r>
         <w:rPr>
@@ -3522,11 +3365,19 @@
       <w:r>
         <w:rPr>
           <w:rFonts w:ascii="Calibri" w:eastAsia="Calibri" w:hAnsi="Calibri" w:cs="Calibri"/>
+          <w:sz w:val="16"/>
+          <w:szCs w:val="16"/>
+        </w:rPr>
+        <w:t>lo</w:t>
+      </w:r>
+      <w:r>
+        <w:rPr>
+          <w:rFonts w:ascii="Calibri" w:eastAsia="Calibri" w:hAnsi="Calibri" w:cs="Calibri"/>
           <w:spacing w:val="1"/>
           <w:sz w:val="16"/>
           <w:szCs w:val="16"/>
         </w:rPr>
-        <w:t>v</w:t>
+        <w:t>p</w:t>
       </w:r>
       <w:r>
         <w:rPr>
@@ -3543,198 +3394,7 @@
           <w:sz w:val="16"/>
           <w:szCs w:val="16"/>
         </w:rPr>
-        <w:t>lo</w:t>
-      </w:r>
-      <w:r>
-        <w:rPr>
-          <w:rFonts w:ascii="Calibri" w:eastAsia="Calibri" w:hAnsi="Calibri" w:cs="Calibri"/>
-          <w:spacing w:val="1"/>
-          <w:sz w:val="16"/>
-          <w:szCs w:val="16"/>
-        </w:rPr>
-        <w:t>p</w:t>
-      </w:r>
-      <w:r>
-        <w:rPr>
-          <w:rFonts w:ascii="Calibri" w:eastAsia="Calibri" w:hAnsi="Calibri" w:cs="Calibri"/>
-          <w:spacing w:val="-1"/>
-          <w:sz w:val="16"/>
-          <w:szCs w:val="16"/>
-        </w:rPr>
-        <w:t>e</w:t>
-      </w:r>
-      <w:r>
-        <w:rPr>
-          <w:rFonts w:ascii="Calibri" w:eastAsia="Calibri" w:hAnsi="Calibri" w:cs="Calibri"/>
-          <w:sz w:val="16"/>
-          <w:szCs w:val="16"/>
-        </w:rPr>
-        <w:t xml:space="preserve">d</w:t>
-      </w:r>
-      <w:r>
-        <w:rPr>
-          <w:rFonts w:ascii="Calibri" w:eastAsia="Calibri" w:hAnsi="Calibri" w:cs="Calibri"/>
-          <w:sz w:val="16"/>
-          <w:szCs w:val="16"/>
-        </w:rPr>
-        <w:t xml:space="preserve"/>
-      </w:r>
-      <w:r>
-        <w:rPr>
-          <w:rFonts w:ascii="Calibri" w:eastAsia="Calibri" w:hAnsi="Calibri" w:cs="Calibri"/>
-          <w:spacing w:val="-8"/>
-          <w:sz w:val="16"/>
-          <w:szCs w:val="16"/>
-        </w:rPr>
-        <w:t xml:space="preserve"/>
-      </w:r>
-      <w:r>
-        <w:rPr>
-          <w:rFonts w:ascii="Calibri" w:eastAsia="Calibri" w:hAnsi="Calibri" w:cs="Calibri"/>
-          <w:sz w:val="16"/>
-          <w:szCs w:val="16"/>
-        </w:rPr>
-        <w:t xml:space="preserve"/>
-      </w:r>
-      <w:r>
-        <w:rPr>
-          <w:rFonts w:ascii="Calibri" w:eastAsia="Calibri" w:hAnsi="Calibri" w:cs="Calibri"/>
-          <w:spacing w:val="-1"/>
-          <w:sz w:val="16"/>
-          <w:szCs w:val="16"/>
-        </w:rPr>
-        <w:t xml:space="preserve"/>
-      </w:r>
-      <w:r>
-        <w:rPr>
-          <w:rFonts w:ascii="Calibri" w:eastAsia="Calibri" w:hAnsi="Calibri" w:cs="Calibri"/>
-          <w:spacing w:val="3"/>
-          <w:sz w:val="16"/>
-          <w:szCs w:val="16"/>
-        </w:rPr>
-        <w:t xml:space="preserve"/>
-      </w:r>
-      <w:r>
-        <w:rPr>
-          <w:rFonts w:ascii="Calibri" w:eastAsia="Calibri" w:hAnsi="Calibri" w:cs="Calibri"/>
-          <w:sz w:val="16"/>
-          <w:szCs w:val="16"/>
-        </w:rPr>
-        <w:t xml:space="preserve"/>
-      </w:r>
-      <w:r>
-        <w:rPr>
-          <w:rFonts w:ascii="Calibri" w:eastAsia="Calibri" w:hAnsi="Calibri" w:cs="Calibri"/>
-          <w:spacing w:val="-4"/>
-          <w:sz w:val="16"/>
-          <w:szCs w:val="16"/>
-        </w:rPr>
-        <w:t xml:space="preserve"/>
-      </w:r>
-      <w:r>
-        <w:rPr>
-          <w:rFonts w:ascii="Calibri" w:eastAsia="Calibri" w:hAnsi="Calibri" w:cs="Calibri"/>
-          <w:sz w:val="16"/>
-          <w:szCs w:val="16"/>
-        </w:rPr>
-        <w:t xml:space="preserve"/>
-      </w:r>
-      <w:r>
-        <w:rPr>
-          <w:rFonts w:ascii="Calibri" w:eastAsia="Calibri" w:hAnsi="Calibri" w:cs="Calibri"/>
-          <w:spacing w:val="1"/>
-          <w:sz w:val="16"/>
-          <w:szCs w:val="16"/>
-        </w:rPr>
-        <w:t xml:space="preserve"/>
-      </w:r>
-      <w:r>
-        <w:rPr>
-          <w:rFonts w:ascii="Calibri" w:eastAsia="Calibri" w:hAnsi="Calibri" w:cs="Calibri"/>
-          <w:spacing w:val="-1"/>
-          <w:sz w:val="16"/>
-          <w:szCs w:val="16"/>
-        </w:rPr>
-        <w:t xml:space="preserve"/>
-      </w:r>
-      <w:r>
-        <w:rPr>
-          <w:rFonts w:ascii="Calibri" w:eastAsia="Calibri" w:hAnsi="Calibri" w:cs="Calibri"/>
-          <w:spacing w:val="1"/>
-          <w:sz w:val="16"/>
-          <w:szCs w:val="16"/>
-        </w:rPr>
-        <w:t xml:space="preserve"/>
-      </w:r>
-      <w:r>
-        <w:rPr>
-          <w:rFonts w:ascii="Calibri" w:eastAsia="Calibri" w:hAnsi="Calibri" w:cs="Calibri"/>
-          <w:sz w:val="16"/>
-          <w:szCs w:val="16"/>
-        </w:rPr>
-        <w:t xml:space="preserve"/>
-      </w:r>
-      <w:r>
-        <w:rPr>
-          <w:rFonts w:ascii="Calibri" w:eastAsia="Calibri" w:hAnsi="Calibri" w:cs="Calibri"/>
-          <w:spacing w:val="1"/>
-          <w:sz w:val="16"/>
-          <w:szCs w:val="16"/>
-        </w:rPr>
-        <w:t xml:space="preserve"/>
-      </w:r>
-      <w:r>
-        <w:rPr>
-          <w:rFonts w:ascii="Calibri" w:eastAsia="Calibri" w:hAnsi="Calibri" w:cs="Calibri"/>
-          <w:spacing w:val="-1"/>
-          <w:sz w:val="16"/>
-          <w:szCs w:val="16"/>
-        </w:rPr>
-        <w:t xml:space="preserve"/>
-      </w:r>
-      <w:r>
-        <w:rPr>
-          <w:rFonts w:ascii="Calibri" w:eastAsia="Calibri" w:hAnsi="Calibri" w:cs="Calibri"/>
-          <w:spacing w:val="2"/>
-          <w:sz w:val="16"/>
-          <w:szCs w:val="16"/>
-        </w:rPr>
-        <w:t xml:space="preserve"/>
-      </w:r>
-      <w:r>
-        <w:rPr>
-          <w:rFonts w:ascii="Calibri" w:eastAsia="Calibri" w:hAnsi="Calibri" w:cs="Calibri"/>
-          <w:spacing w:val="1"/>
-          <w:sz w:val="16"/>
-          <w:szCs w:val="16"/>
-        </w:rPr>
-        <w:t xml:space="preserve"/>
-      </w:r>
-      <w:r>
-        <w:rPr>
-          <w:rFonts w:ascii="Calibri" w:eastAsia="Calibri" w:hAnsi="Calibri" w:cs="Calibri"/>
-          <w:sz w:val="16"/>
-          <w:szCs w:val="16"/>
-        </w:rPr>
-        <w:t xml:space="preserve"/>
-      </w:r>
-      <w:r>
-        <w:rPr>
-          <w:rFonts w:ascii="Calibri" w:eastAsia="Calibri" w:hAnsi="Calibri" w:cs="Calibri"/>
-          <w:spacing w:val="-10"/>
-          <w:sz w:val="16"/>
-          <w:szCs w:val="16"/>
-        </w:rPr>
-        <w:t xml:space="preserve"/>
-      </w:r>
-      <w:r>
-        <w:rPr>
-          <w:rFonts w:ascii="Calibri" w:eastAsia="Calibri" w:hAnsi="Calibri" w:cs="Calibri"/>
-          <w:spacing w:val="1"/>
-          <w:sz w:val="16"/>
-          <w:szCs w:val="16"/>
-        </w:rPr>
-        <w:t xml:space="preserve"/>
+        <w:t>d</w:t>
       </w:r>
       <w:r>
         <w:rPr>
@@ -3875,20 +3535,11 @@
       <w:r>
         <w:rPr>
           <w:rFonts w:ascii="Calibri" w:eastAsia="Calibri" w:hAnsi="Calibri" w:cs="Calibri"/>
-          <w:spacing w:val="-4"/>
-          <w:sz w:val="16"/>
-          <w:szCs w:val="16"/>
-        </w:rPr>
-        <w:t xml:space="preserve"/>
-      </w:r>
-      <w:r>
-        <w:rPr>
-          <w:rFonts w:ascii="Calibri" w:eastAsia="Calibri" w:hAnsi="Calibri" w:cs="Calibri"/>
-          <w:spacing w:val="3"/>
-          <w:sz w:val="16"/>
-          <w:szCs w:val="16"/>
-        </w:rPr>
-        <w:t xml:space="preserve"/>
+          <w:spacing w:val="-3"/>
+          <w:sz w:val="16"/>
+          <w:szCs w:val="16"/>
+        </w:rPr>
+        <w:t xml:space="preserve"> </w:t>
       </w:r>
       <w:r>
         <w:rPr>
@@ -3897,15 +3548,15 @@
           <w:sz w:val="16"/>
           <w:szCs w:val="16"/>
         </w:rPr>
-        <w:t xml:space="preserve"/>
-      </w:r>
-      <w:r>
-        <w:rPr>
-          <w:rFonts w:ascii="Calibri" w:eastAsia="Calibri" w:hAnsi="Calibri" w:cs="Calibri"/>
-          <w:sz w:val="16"/>
-          <w:szCs w:val="16"/>
-        </w:rPr>
-        <w:t xml:space="preserve"/>
+        <w:t>t</w:t>
+      </w:r>
+      <w:r>
+        <w:rPr>
+          <w:rFonts w:ascii="Calibri" w:eastAsia="Calibri" w:hAnsi="Calibri" w:cs="Calibri"/>
+          <w:sz w:val="16"/>
+          <w:szCs w:val="16"/>
+        </w:rPr>
+        <w:t>o</w:t>
       </w:r>
       <w:r>
         <w:rPr>
@@ -3914,15 +3565,84 @@
           <w:sz w:val="16"/>
           <w:szCs w:val="16"/>
         </w:rPr>
-        <w:t xml:space="preserve"/>
-      </w:r>
-      <w:r>
-        <w:rPr>
-          <w:rFonts w:ascii="Calibri" w:eastAsia="Calibri" w:hAnsi="Calibri" w:cs="Calibri"/>
-          <w:sz w:val="16"/>
-          <w:szCs w:val="16"/>
-        </w:rPr>
-        <w:t xml:space="preserve"/>
+        <w:t xml:space="preserve"> </w:t>
+      </w:r>
+      <w:r>
+        <w:rPr>
+          <w:rFonts w:ascii="Calibri" w:eastAsia="Calibri" w:hAnsi="Calibri" w:cs="Calibri"/>
+          <w:sz w:val="16"/>
+          <w:szCs w:val="16"/>
+        </w:rPr>
+        <w:t>extr</w:t>
+      </w:r>
+      <w:r>
+        <w:rPr>
+          <w:rFonts w:ascii="Calibri" w:eastAsia="Calibri" w:hAnsi="Calibri" w:cs="Calibri"/>
+          <w:spacing w:val="1"/>
+          <w:sz w:val="16"/>
+          <w:szCs w:val="16"/>
+        </w:rPr>
+        <w:t>a</w:t>
+      </w:r>
+      <w:r>
+        <w:rPr>
+          <w:rFonts w:ascii="Calibri" w:eastAsia="Calibri" w:hAnsi="Calibri" w:cs="Calibri"/>
+          <w:sz w:val="16"/>
+          <w:szCs w:val="16"/>
+        </w:rPr>
+        <w:t>ct</w:t>
+      </w:r>
+      <w:r>
+        <w:rPr>
+          <w:rFonts w:ascii="Calibri" w:eastAsia="Calibri" w:hAnsi="Calibri" w:cs="Calibri"/>
+          <w:spacing w:val="-6"/>
+          <w:sz w:val="16"/>
+          <w:szCs w:val="16"/>
+        </w:rPr>
+        <w:t xml:space="preserve"> </w:t>
+      </w:r>
+      <w:r>
+        <w:rPr>
+          <w:rFonts w:ascii="Calibri" w:eastAsia="Calibri" w:hAnsi="Calibri" w:cs="Calibri"/>
+          <w:spacing w:val="1"/>
+          <w:sz w:val="16"/>
+          <w:szCs w:val="16"/>
+        </w:rPr>
+        <w:t>d</w:t>
+      </w:r>
+      <w:r>
+        <w:rPr>
+          <w:rFonts w:ascii="Calibri" w:eastAsia="Calibri" w:hAnsi="Calibri" w:cs="Calibri"/>
+          <w:sz w:val="16"/>
+          <w:szCs w:val="16"/>
+        </w:rPr>
+        <w:t>a</w:t>
+      </w:r>
+      <w:r>
+        <w:rPr>
+          <w:rFonts w:ascii="Calibri" w:eastAsia="Calibri" w:hAnsi="Calibri" w:cs="Calibri"/>
+          <w:spacing w:val="1"/>
+          <w:sz w:val="16"/>
+          <w:szCs w:val="16"/>
+        </w:rPr>
+        <w:t>t</w:t>
+      </w:r>
+      <w:r>
+        <w:rPr>
+          <w:rFonts w:ascii="Calibri" w:eastAsia="Calibri" w:hAnsi="Calibri" w:cs="Calibri"/>
+          <w:sz w:val="16"/>
+          <w:szCs w:val="16"/>
+        </w:rPr>
+        <w:t>a</w:t>
+      </w:r>
+      <w:r>
+        <w:rPr>
+          <w:rFonts w:ascii="Calibri" w:eastAsia="Calibri" w:hAnsi="Calibri" w:cs="Calibri"/>
+          <w:spacing w:val="-3"/>
+          <w:sz w:val="16"/>
+          <w:szCs w:val="16"/>
+        </w:rPr>
+        <w:t xml:space="preserve"> </w:t>
       </w:r>
       <w:r>
         <w:rPr>
@@ -3931,15 +3651,32 @@
           <w:sz w:val="16"/>
           <w:szCs w:val="16"/>
         </w:rPr>
-        <w:t xml:space="preserve"/>
-      </w:r>
-      <w:r>
-        <w:rPr>
-          <w:rFonts w:ascii="Calibri" w:eastAsia="Calibri" w:hAnsi="Calibri" w:cs="Calibri"/>
-          <w:sz w:val="16"/>
-          <w:szCs w:val="16"/>
-        </w:rPr>
-        <w:t xml:space="preserve"/>
+        <w:t>f</w:t>
+      </w:r>
+      <w:r>
+        <w:rPr>
+          <w:rFonts w:ascii="Calibri" w:eastAsia="Calibri" w:hAnsi="Calibri" w:cs="Calibri"/>
+          <w:sz w:val="16"/>
+          <w:szCs w:val="16"/>
+        </w:rPr>
+        <w:t>r</w:t>
+      </w:r>
+      <w:r>
+        <w:rPr>
+          <w:rFonts w:ascii="Calibri" w:eastAsia="Calibri" w:hAnsi="Calibri" w:cs="Calibri"/>
+          <w:spacing w:val="1"/>
+          <w:sz w:val="16"/>
+          <w:szCs w:val="16"/>
+        </w:rPr>
+        <w:t>o</w:t>
+      </w:r>
+      <w:r>
+        <w:rPr>
+          <w:rFonts w:ascii="Calibri" w:eastAsia="Calibri" w:hAnsi="Calibri" w:cs="Calibri"/>
+          <w:sz w:val="16"/>
+          <w:szCs w:val="16"/>
+        </w:rPr>
+        <w:t>m</w:t>
       </w:r>
       <w:r>
         <w:rPr>
@@ -3948,7 +3685,15 @@
           <w:sz w:val="16"/>
           <w:szCs w:val="16"/>
         </w:rPr>
-        <w:t xml:space="preserve"/>
+        <w:t xml:space="preserve"> </w:t>
+      </w:r>
+      <w:r>
+        <w:rPr>
+          <w:rFonts w:ascii="Calibri" w:eastAsia="Calibri" w:hAnsi="Calibri" w:cs="Calibri"/>
+          <w:sz w:val="16"/>
+          <w:szCs w:val="16"/>
+        </w:rPr>
+        <w:t>m</w:t>
       </w:r>
       <w:r>
         <w:rPr>
@@ -3957,7 +3702,58 @@
           <w:sz w:val="16"/>
           <w:szCs w:val="16"/>
         </w:rPr>
-        <w:t xml:space="preserve"/>
+        <w:t>u</w:t>
+      </w:r>
+      <w:r>
+        <w:rPr>
+          <w:rFonts w:ascii="Calibri" w:eastAsia="Calibri" w:hAnsi="Calibri" w:cs="Calibri"/>
+          <w:sz w:val="16"/>
+          <w:szCs w:val="16"/>
+        </w:rPr>
+        <w:t>lti</w:t>
+      </w:r>
+      <w:r>
+        <w:rPr>
+          <w:rFonts w:ascii="Calibri" w:eastAsia="Calibri" w:hAnsi="Calibri" w:cs="Calibri"/>
+          <w:spacing w:val="1"/>
+          <w:sz w:val="16"/>
+          <w:szCs w:val="16"/>
+        </w:rPr>
+        <w:t>p</w:t>
+      </w:r>
+      <w:r>
+        <w:rPr>
+          <w:rFonts w:ascii="Calibri" w:eastAsia="Calibri" w:hAnsi="Calibri" w:cs="Calibri"/>
+          <w:spacing w:val="2"/>
+          <w:sz w:val="16"/>
+          <w:szCs w:val="16"/>
+        </w:rPr>
+        <w:t>l</w:t>
+      </w:r>
+      <w:r>
+        <w:rPr>
+          <w:rFonts w:ascii="Calibri" w:eastAsia="Calibri" w:hAnsi="Calibri" w:cs="Calibri"/>
+          <w:sz w:val="16"/>
+          <w:szCs w:val="16"/>
+        </w:rPr>
+        <w:t>e</w:t>
+      </w:r>
+      <w:r>
+        <w:rPr>
+          <w:rFonts w:ascii="Calibri" w:eastAsia="Calibri" w:hAnsi="Calibri" w:cs="Calibri"/>
+          <w:spacing w:val="-8"/>
+          <w:sz w:val="16"/>
+          <w:szCs w:val="16"/>
+        </w:rPr>
+        <w:t xml:space="preserve"> </w:t>
+      </w:r>
+      <w:r>
+        <w:rPr>
+          <w:rFonts w:ascii="Calibri" w:eastAsia="Calibri" w:hAnsi="Calibri" w:cs="Calibri"/>
+          <w:sz w:val="16"/>
+          <w:szCs w:val="16"/>
+        </w:rPr>
+        <w:t xml:space="preserve">SAP </w:t>
       </w:r>
       <w:r>
         <w:rPr>
@@ -3966,20 +3762,37 @@
           <w:sz w:val="16"/>
           <w:szCs w:val="16"/>
         </w:rPr>
-        <w:t xml:space="preserve"/>
-      </w:r>
-      <w:r>
-        <w:rPr>
-          <w:rFonts w:ascii="Calibri" w:eastAsia="Calibri" w:hAnsi="Calibri" w:cs="Calibri"/>
-          <w:sz w:val="16"/>
-          <w:szCs w:val="16"/>
-        </w:rPr>
-        <w:t xml:space="preserve"/>
-      </w:r>
-      <w:r>
-        <w:rPr>
-          <w:rFonts w:ascii="Calibri" w:eastAsia="Calibri" w:hAnsi="Calibri" w:cs="Calibri"/>
-          <w:spacing w:val="-3"/>
+        <w:t>s</w:t>
+      </w:r>
+      <w:r>
+        <w:rPr>
+          <w:rFonts w:ascii="Calibri" w:eastAsia="Calibri" w:hAnsi="Calibri" w:cs="Calibri"/>
+          <w:sz w:val="16"/>
+          <w:szCs w:val="16"/>
+        </w:rPr>
+        <w:t>o</w:t>
+      </w:r>
+      <w:r>
+        <w:rPr>
+          <w:rFonts w:ascii="Calibri" w:eastAsia="Calibri" w:hAnsi="Calibri" w:cs="Calibri"/>
+          <w:spacing w:val="1"/>
+          <w:sz w:val="16"/>
+          <w:szCs w:val="16"/>
+        </w:rPr>
+        <w:t>u</w:t>
+      </w:r>
+      <w:r>
+        <w:rPr>
+          <w:rFonts w:ascii="Calibri" w:eastAsia="Calibri" w:hAnsi="Calibri" w:cs="Calibri"/>
+          <w:sz w:val="16"/>
+          <w:szCs w:val="16"/>
+        </w:rPr>
+        <w:t>rces</w:t>
+      </w:r>
+      <w:r>
+        <w:rPr>
+          <w:rFonts w:ascii="Calibri" w:eastAsia="Calibri" w:hAnsi="Calibri" w:cs="Calibri"/>
+          <w:spacing w:val="-6"/>
           <w:sz w:val="16"/>
           <w:szCs w:val="16"/>
         </w:rPr>
@@ -3992,409 +3805,32 @@
           <w:sz w:val="16"/>
           <w:szCs w:val="16"/>
         </w:rPr>
-        <w:t>t</w:t>
-      </w:r>
-      <w:r>
-        <w:rPr>
-          <w:rFonts w:ascii="Calibri" w:eastAsia="Calibri" w:hAnsi="Calibri" w:cs="Calibri"/>
-          <w:sz w:val="16"/>
-          <w:szCs w:val="16"/>
-        </w:rPr>
-        <w:t>o</w:t>
-      </w:r>
-      <w:r>
-        <w:rPr>
-          <w:rFonts w:ascii="Calibri" w:eastAsia="Calibri" w:hAnsi="Calibri" w:cs="Calibri"/>
-          <w:spacing w:val="-2"/>
+        <w:t>an</w:t>
+      </w:r>
+      <w:r>
+        <w:rPr>
+          <w:rFonts w:ascii="Calibri" w:eastAsia="Calibri" w:hAnsi="Calibri" w:cs="Calibri"/>
+          <w:sz w:val="16"/>
+          <w:szCs w:val="16"/>
+        </w:rPr>
+        <w:t xml:space="preserve">d </w:t>
+      </w:r>
+      <w:r>
+        <w:rPr>
+          <w:rFonts w:ascii="Calibri" w:eastAsia="Calibri" w:hAnsi="Calibri" w:cs="Calibri"/>
+          <w:sz w:val="16"/>
+          <w:szCs w:val="16"/>
+        </w:rPr>
+        <w:t>load</w:t>
+      </w:r>
+      <w:r>
+        <w:rPr>
+          <w:rFonts w:ascii="Calibri" w:eastAsia="Calibri" w:hAnsi="Calibri" w:cs="Calibri"/>
+          <w:spacing w:val="-6"/>
           <w:sz w:val="16"/>
           <w:szCs w:val="16"/>
         </w:rPr>
         <w:t xml:space="preserve"> </w:t>
-      </w:r>
-      <w:r>
-        <w:rPr>
-          <w:rFonts w:ascii="Calibri" w:eastAsia="Calibri" w:hAnsi="Calibri" w:cs="Calibri"/>
-          <w:sz w:val="16"/>
-          <w:szCs w:val="16"/>
-        </w:rPr>
-        <w:t>extr</w:t>
-      </w:r>
-      <w:r>
-        <w:rPr>
-          <w:rFonts w:ascii="Calibri" w:eastAsia="Calibri" w:hAnsi="Calibri" w:cs="Calibri"/>
-          <w:spacing w:val="1"/>
-          <w:sz w:val="16"/>
-          <w:szCs w:val="16"/>
-        </w:rPr>
-        <w:t>a</w:t>
-      </w:r>
-      <w:r>
-        <w:rPr>
-          <w:rFonts w:ascii="Calibri" w:eastAsia="Calibri" w:hAnsi="Calibri" w:cs="Calibri"/>
-          <w:sz w:val="16"/>
-          <w:szCs w:val="16"/>
-        </w:rPr>
-        <w:t>ct</w:t>
-      </w:r>
-      <w:r>
-        <w:rPr>
-          <w:rFonts w:ascii="Calibri" w:eastAsia="Calibri" w:hAnsi="Calibri" w:cs="Calibri"/>
-          <w:spacing w:val="-6"/>
-          <w:sz w:val="16"/>
-          <w:szCs w:val="16"/>
-        </w:rPr>
-        <w:t xml:space="preserve"> </w:t>
-      </w:r>
-      <w:r>
-        <w:rPr>
-          <w:rFonts w:ascii="Calibri" w:eastAsia="Calibri" w:hAnsi="Calibri" w:cs="Calibri"/>
-          <w:spacing w:val="1"/>
-          <w:sz w:val="16"/>
-          <w:szCs w:val="16"/>
-        </w:rPr>
-        <w:t>d</w:t>
-      </w:r>
-      <w:r>
-        <w:rPr>
-          <w:rFonts w:ascii="Calibri" w:eastAsia="Calibri" w:hAnsi="Calibri" w:cs="Calibri"/>
-          <w:sz w:val="16"/>
-          <w:szCs w:val="16"/>
-        </w:rPr>
-        <w:t>a</w:t>
-      </w:r>
-      <w:r>
-        <w:rPr>
-          <w:rFonts w:ascii="Calibri" w:eastAsia="Calibri" w:hAnsi="Calibri" w:cs="Calibri"/>
-          <w:spacing w:val="1"/>
-          <w:sz w:val="16"/>
-          <w:szCs w:val="16"/>
-        </w:rPr>
-        <w:t>t</w:t>
-      </w:r>
-      <w:r>
-        <w:rPr>
-          <w:rFonts w:ascii="Calibri" w:eastAsia="Calibri" w:hAnsi="Calibri" w:cs="Calibri"/>
-          <w:sz w:val="16"/>
-          <w:szCs w:val="16"/>
-        </w:rPr>
-        <w:t>a</w:t>
-      </w:r>
-      <w:r>
-        <w:rPr>
-          <w:rFonts w:ascii="Calibri" w:eastAsia="Calibri" w:hAnsi="Calibri" w:cs="Calibri"/>
-          <w:spacing w:val="-3"/>
-          <w:sz w:val="16"/>
-          <w:szCs w:val="16"/>
-        </w:rPr>
-        <w:t xml:space="preserve"> </w:t>
-      </w:r>
-      <w:r>
-        <w:rPr>
-          <w:rFonts w:ascii="Calibri" w:eastAsia="Calibri" w:hAnsi="Calibri" w:cs="Calibri"/>
-          <w:spacing w:val="-1"/>
-          <w:sz w:val="16"/>
-          <w:szCs w:val="16"/>
-        </w:rPr>
-        <w:t>f</w:t>
-      </w:r>
-      <w:r>
-        <w:rPr>
-          <w:rFonts w:ascii="Calibri" w:eastAsia="Calibri" w:hAnsi="Calibri" w:cs="Calibri"/>
-          <w:sz w:val="16"/>
-          <w:szCs w:val="16"/>
-        </w:rPr>
-        <w:t>r</w:t>
-      </w:r>
-      <w:r>
-        <w:rPr>
-          <w:rFonts w:ascii="Calibri" w:eastAsia="Calibri" w:hAnsi="Calibri" w:cs="Calibri"/>
-          <w:spacing w:val="1"/>
-          <w:sz w:val="16"/>
-          <w:szCs w:val="16"/>
-        </w:rPr>
-        <w:t>o</w:t>
-      </w:r>
-      <w:r>
-        <w:rPr>
-          <w:rFonts w:ascii="Calibri" w:eastAsia="Calibri" w:hAnsi="Calibri" w:cs="Calibri"/>
-          <w:sz w:val="16"/>
-          <w:szCs w:val="16"/>
-        </w:rPr>
-        <w:t>m</w:t>
-      </w:r>
-      <w:r>
-        <w:rPr>
-          <w:rFonts w:ascii="Calibri" w:eastAsia="Calibri" w:hAnsi="Calibri" w:cs="Calibri"/>
-          <w:spacing w:val="-5"/>
-          <w:sz w:val="16"/>
-          <w:szCs w:val="16"/>
-        </w:rPr>
-        <w:t xml:space="preserve"> </w:t>
-      </w:r>
-      <w:r>
-        <w:rPr>
-          <w:rFonts w:ascii="Calibri" w:eastAsia="Calibri" w:hAnsi="Calibri" w:cs="Calibri"/>
-          <w:sz w:val="16"/>
-          <w:szCs w:val="16"/>
-        </w:rPr>
-        <w:t>m</w:t>
-      </w:r>
-      <w:r>
-        <w:rPr>
-          <w:rFonts w:ascii="Calibri" w:eastAsia="Calibri" w:hAnsi="Calibri" w:cs="Calibri"/>
-          <w:spacing w:val="1"/>
-          <w:sz w:val="16"/>
-          <w:szCs w:val="16"/>
-        </w:rPr>
-        <w:t>u</w:t>
-      </w:r>
-      <w:r>
-        <w:rPr>
-          <w:rFonts w:ascii="Calibri" w:eastAsia="Calibri" w:hAnsi="Calibri" w:cs="Calibri"/>
-          <w:sz w:val="16"/>
-          <w:szCs w:val="16"/>
-        </w:rPr>
-        <w:t>lti</w:t>
-      </w:r>
-      <w:r>
-        <w:rPr>
-          <w:rFonts w:ascii="Calibri" w:eastAsia="Calibri" w:hAnsi="Calibri" w:cs="Calibri"/>
-          <w:spacing w:val="1"/>
-          <w:sz w:val="16"/>
-          <w:szCs w:val="16"/>
-        </w:rPr>
-        <w:t>p</w:t>
-      </w:r>
-      <w:r>
-        <w:rPr>
-          <w:rFonts w:ascii="Calibri" w:eastAsia="Calibri" w:hAnsi="Calibri" w:cs="Calibri"/>
-          <w:spacing w:val="2"/>
-          <w:sz w:val="16"/>
-          <w:szCs w:val="16"/>
-        </w:rPr>
-        <w:t>l</w:t>
-      </w:r>
-      <w:r>
-        <w:rPr>
-          <w:rFonts w:ascii="Calibri" w:eastAsia="Calibri" w:hAnsi="Calibri" w:cs="Calibri"/>
-          <w:sz w:val="16"/>
-          <w:szCs w:val="16"/>
-        </w:rPr>
-        <w:t>e</w:t>
-      </w:r>
-      <w:r>
-        <w:rPr>
-          <w:rFonts w:ascii="Calibri" w:eastAsia="Calibri" w:hAnsi="Calibri" w:cs="Calibri"/>
-          <w:spacing w:val="-8"/>
-          <w:sz w:val="16"/>
-          <w:szCs w:val="16"/>
-        </w:rPr>
-        <w:t xml:space="preserve"> </w:t>
-      </w:r>
-      <w:r>
-        <w:rPr>
-          <w:rFonts w:ascii="Calibri" w:eastAsia="Calibri" w:hAnsi="Calibri" w:cs="Calibri"/>
-          <w:sz w:val="16"/>
-          <w:szCs w:val="16"/>
-        </w:rPr>
-        <w:t xml:space="preserve">SAP </w:t>
-      </w:r>
-      <w:r>
-        <w:rPr>
-          <w:rFonts w:ascii="Calibri" w:eastAsia="Calibri" w:hAnsi="Calibri" w:cs="Calibri"/>
-          <w:spacing w:val="-1"/>
-          <w:sz w:val="16"/>
-          <w:szCs w:val="16"/>
-        </w:rPr>
-        <w:t>s</w:t>
-      </w:r>
-      <w:r>
-        <w:rPr>
-          <w:rFonts w:ascii="Calibri" w:eastAsia="Calibri" w:hAnsi="Calibri" w:cs="Calibri"/>
-          <w:sz w:val="16"/>
-          <w:szCs w:val="16"/>
-        </w:rPr>
-        <w:t>o</w:t>
-      </w:r>
-      <w:r>
-        <w:rPr>
-          <w:rFonts w:ascii="Calibri" w:eastAsia="Calibri" w:hAnsi="Calibri" w:cs="Calibri"/>
-          <w:spacing w:val="1"/>
-          <w:sz w:val="16"/>
-          <w:szCs w:val="16"/>
-        </w:rPr>
-        <w:t>u</w:t>
-      </w:r>
-      <w:r>
-        <w:rPr>
-          <w:rFonts w:ascii="Calibri" w:eastAsia="Calibri" w:hAnsi="Calibri" w:cs="Calibri"/>
-          <w:sz w:val="16"/>
-          <w:szCs w:val="16"/>
-        </w:rPr>
-        <w:t>rces</w:t>
-      </w:r>
-      <w:r>
-        <w:rPr>
-          <w:rFonts w:ascii="Calibri" w:eastAsia="Calibri" w:hAnsi="Calibri" w:cs="Calibri"/>
-          <w:spacing w:val="-6"/>
-          <w:sz w:val="16"/>
-          <w:szCs w:val="16"/>
-        </w:rPr>
-        <w:t xml:space="preserve"> </w:t>
-      </w:r>
-      <w:r>
-        <w:rPr>
-          <w:rFonts w:ascii="Calibri" w:eastAsia="Calibri" w:hAnsi="Calibri" w:cs="Calibri"/>
-          <w:spacing w:val="1"/>
-          <w:sz w:val="16"/>
-          <w:szCs w:val="16"/>
-        </w:rPr>
-        <w:t>an</w:t>
-      </w:r>
-      <w:r>
-        <w:rPr>
-          <w:rFonts w:ascii="Calibri" w:eastAsia="Calibri" w:hAnsi="Calibri" w:cs="Calibri"/>
-          <w:sz w:val="16"/>
-          <w:szCs w:val="16"/>
-        </w:rPr>
-        <w:t xml:space="preserve">d </w:t>
-      </w:r>
-      <w:r>
-        <w:rPr>
-          <w:rFonts w:ascii="Calibri" w:eastAsia="Calibri" w:hAnsi="Calibri" w:cs="Calibri"/>
-          <w:sz w:val="16"/>
-          <w:szCs w:val="16"/>
-        </w:rPr>
-        <w:t>load</w:t>
-      </w:r>
-      <w:r>
-        <w:rPr>
-          <w:rFonts w:ascii="Calibri" w:eastAsia="Calibri" w:hAnsi="Calibri" w:cs="Calibri"/>
-          <w:spacing w:val="-6"/>
-          <w:sz w:val="16"/>
-          <w:szCs w:val="16"/>
-        </w:rPr>
-        <w:t xml:space="preserve"> </w:t>
-      </w:r>
-      <w:r>
-        <w:rPr>
-          <w:rFonts w:ascii="Calibri" w:eastAsia="Calibri" w:hAnsi="Calibri" w:cs="Calibri"/>
-          <w:spacing w:val="1"/>
-          <w:sz w:val="16"/>
-          <w:szCs w:val="16"/>
-        </w:rPr>
-        <w:t xml:space="preserve"/>
-      </w:r>
-      <w:r>
-        <w:rPr>
-          <w:rFonts w:ascii="Calibri" w:eastAsia="Calibri" w:hAnsi="Calibri" w:cs="Calibri"/>
-          <w:sz w:val="16"/>
-          <w:szCs w:val="16"/>
-        </w:rPr>
-        <w:t xml:space="preserve"/>
-      </w:r>
-      <w:r>
-        <w:rPr>
-          <w:rFonts w:ascii="Calibri" w:eastAsia="Calibri" w:hAnsi="Calibri" w:cs="Calibri"/>
-          <w:spacing w:val="-4"/>
-          <w:sz w:val="16"/>
-          <w:szCs w:val="16"/>
-        </w:rPr>
-        <w:t xml:space="preserve"/>
-      </w:r>
-      <w:r>
-        <w:rPr>
-          <w:rFonts w:ascii="Calibri" w:eastAsia="Calibri" w:hAnsi="Calibri" w:cs="Calibri"/>
-          <w:sz w:val="16"/>
-          <w:szCs w:val="16"/>
-        </w:rPr>
-        <w:t xml:space="preserve"/>
-      </w:r>
-      <w:r>
-        <w:rPr>
-          <w:rFonts w:ascii="Calibri" w:eastAsia="Calibri" w:hAnsi="Calibri" w:cs="Calibri"/>
-          <w:spacing w:val="-1"/>
-          <w:sz w:val="16"/>
-          <w:szCs w:val="16"/>
-        </w:rPr>
-        <w:t xml:space="preserve"/>
-      </w:r>
-      <w:r>
-        <w:rPr>
-          <w:rFonts w:ascii="Calibri" w:eastAsia="Calibri" w:hAnsi="Calibri" w:cs="Calibri"/>
-          <w:sz w:val="16"/>
-          <w:szCs w:val="16"/>
-        </w:rPr>
-        <w:t xml:space="preserve"/>
-      </w:r>
-      <w:r>
-        <w:rPr>
-          <w:rFonts w:ascii="Calibri" w:eastAsia="Calibri" w:hAnsi="Calibri" w:cs="Calibri"/>
-          <w:spacing w:val="-5"/>
-          <w:sz w:val="16"/>
-          <w:szCs w:val="16"/>
-        </w:rPr>
-        <w:t xml:space="preserve"/>
-      </w:r>
-      <w:r>
-        <w:rPr>
-          <w:rFonts w:ascii="Calibri" w:eastAsia="Calibri" w:hAnsi="Calibri" w:cs="Calibri"/>
-          <w:spacing w:val="1"/>
-          <w:sz w:val="16"/>
-          <w:szCs w:val="16"/>
-        </w:rPr>
-        <w:t xml:space="preserve"/>
-      </w:r>
-      <w:r>
-        <w:rPr>
-          <w:rFonts w:ascii="Calibri" w:eastAsia="Calibri" w:hAnsi="Calibri" w:cs="Calibri"/>
-          <w:sz w:val="16"/>
-          <w:szCs w:val="16"/>
-        </w:rPr>
-        <w:t xml:space="preserve"/>
-      </w:r>
-      <w:r>
-        <w:rPr>
-          <w:rFonts w:ascii="Calibri" w:eastAsia="Calibri" w:hAnsi="Calibri" w:cs="Calibri"/>
-          <w:spacing w:val="1"/>
-          <w:sz w:val="16"/>
-          <w:szCs w:val="16"/>
-        </w:rPr>
-        <w:t xml:space="preserve"/>
-      </w:r>
-      <w:r>
-        <w:rPr>
-          <w:rFonts w:ascii="Calibri" w:eastAsia="Calibri" w:hAnsi="Calibri" w:cs="Calibri"/>
-          <w:sz w:val="16"/>
-          <w:szCs w:val="16"/>
-        </w:rPr>
-        <w:t xml:space="preserve"/>
-      </w:r>
-      <w:r>
-        <w:rPr>
-          <w:rFonts w:ascii="Calibri" w:eastAsia="Calibri" w:hAnsi="Calibri" w:cs="Calibri"/>
-          <w:spacing w:val="-3"/>
-          <w:sz w:val="16"/>
-          <w:szCs w:val="16"/>
-        </w:rPr>
-        <w:t xml:space="preserve"/>
-      </w:r>
-      <w:r>
-        <w:rPr>
-          <w:rFonts w:ascii="Calibri" w:eastAsia="Calibri" w:hAnsi="Calibri" w:cs="Calibri"/>
-          <w:sz w:val="16"/>
-          <w:szCs w:val="16"/>
-        </w:rPr>
-        <w:t xml:space="preserve"/>
-      </w:r>
-      <w:r>
-        <w:rPr>
-          <w:rFonts w:ascii="Calibri" w:eastAsia="Calibri" w:hAnsi="Calibri" w:cs="Calibri"/>
-          <w:spacing w:val="-1"/>
-          <w:sz w:val="16"/>
-          <w:szCs w:val="16"/>
-        </w:rPr>
-        <w:t xml:space="preserve"/>
       </w:r>
       <w:r>
         <w:rPr>
@@ -4499,30 +3935,7 @@
           <w:sz w:val="16"/>
           <w:szCs w:val="16"/>
         </w:rPr>
-        <w:t xml:space="preserve">A</w:t>
-      </w:r>
-      <w:r>
-        <w:rPr>
-          <w:sz w:val="16"/>
-          <w:szCs w:val="16"/>
-        </w:rPr>
-        <w:t xml:space="preserve"/>
-      </w:r>
-      <w:r>
-        <w:rPr>
-          <w:sz w:val="16"/>
-          <w:szCs w:val="16"/>
-        </w:rPr>
-        <w:t xml:space="preserve"/>
-      </w:r>
-      <w:r>
-        <w:rPr>
-          <w:b/>
-          <w:i/>
-          <w:sz w:val="16"/>
-          <w:szCs w:val="16"/>
-        </w:rPr>
-        <w:t xml:space="preserve"/>
+        <w:t>A</w:t>
       </w:r>
       <w:r>
         <w:rPr>
@@ -4531,7 +3944,7 @@
           <w:sz w:val="16"/>
           <w:szCs w:val="16"/>
         </w:rPr>
-        <w:t xml:space="preserve">utomated</w:t>
+        <w:t>utomated</w:t>
       </w:r>
       <w:r>
         <w:rPr>
@@ -4547,7 +3960,7 @@
           <w:sz w:val="16"/>
           <w:szCs w:val="16"/>
         </w:rPr>
-        <w:t xml:space="preserve">VBA,</w:t>
+        <w:t>VBA,</w:t>
       </w:r>
       <w:r>
         <w:rPr>
@@ -4719,27 +4132,6 @@
           <w:sz w:val="16"/>
           <w:szCs w:val="16"/>
         </w:rPr>
-        <w:t xml:space="preserve"/>
-      </w:r>
-      <w:r>
-        <w:rPr>
-          <w:sz w:val="16"/>
-          <w:szCs w:val="16"/>
-        </w:rPr>
-        <w:t xml:space="preserve"/>
-      </w:r>
-      <w:r>
-        <w:rPr>
-          <w:sz w:val="16"/>
-          <w:szCs w:val="16"/>
-        </w:rPr>
-        <w:t xml:space="preserve"/>
-      </w:r>
-      <w:r>
-        <w:rPr>
-          <w:sz w:val="16"/>
-          <w:szCs w:val="16"/>
-        </w:rPr>
         <w:t xml:space="preserve">and </w:t>
       </w:r>
       <w:r>
@@ -4784,7 +4176,7 @@
           <w:sz w:val="16"/>
           <w:szCs w:val="16"/>
         </w:rPr>
-        <w:t xml:space="preserve">,</w:t>
+        <w:t>,</w:t>
       </w:r>
       <w:r>
         <w:rPr>
@@ -4798,7 +4190,7 @@
           <w:sz w:val="16"/>
           <w:szCs w:val="16"/>
         </w:rPr>
-        <w:t xml:space="preserve">, and AWS Glue.</w:t>
+        <w:t>, and AWS Glue.</w:t>
       </w:r>
     </w:p>
     <w:p>
@@ -4828,7 +4220,7 @@
           <w:sz w:val="16"/>
           <w:szCs w:val="16"/>
         </w:rPr>
-        <w:t xml:space="preserve">: Microsoft SQL Server, Oracle</w:t>
+        <w:t>: Microsoft SQL Server, Oracle</w:t>
       </w:r>
       <w:r>
         <w:rPr>
@@ -4877,7 +4269,7 @@
           <w:sz w:val="16"/>
           <w:szCs w:val="16"/>
         </w:rPr>
-        <w:t xml:space="preserve">, and Snowflake.</w:t>
+        <w:t>, and Snowflake.</w:t>
       </w:r>
     </w:p>
     <w:p>
@@ -4900,7 +4292,7 @@
           <w:sz w:val="16"/>
           <w:szCs w:val="16"/>
         </w:rPr>
-        <w:t xml:space="preserve">Orchestration and Transformation</w:t>
+        <w:t>Orchestration and Transformation</w:t>
       </w:r>
       <w:r>
         <w:rPr>
@@ -4942,14 +4334,7 @@
           <w:sz w:val="16"/>
           <w:szCs w:val="16"/>
         </w:rPr>
-        <w:t xml:space="preserve">, and </w:t>
-      </w:r>
-      <w:r>
-        <w:rPr>
-          <w:sz w:val="16"/>
-          <w:szCs w:val="16"/>
-        </w:rPr>
-        <w:t xml:space="preserve">dbt.</w:t>
+        <w:t>, and dbt.</w:t>
       </w:r>
     </w:p>
     <w:p>
@@ -5037,21 +4422,21 @@
           <w:sz w:val="16"/>
           <w:szCs w:val="16"/>
         </w:rPr>
-        <w:t xml:space="preserve">Lambda, EC2</w:t>
-      </w:r>
-      <w:r>
-        <w:rPr>
-          <w:sz w:val="16"/>
-          <w:szCs w:val="16"/>
-        </w:rPr>
-        <w:t xml:space="preserve">, and CloudWatch</w:t>
-      </w:r>
-      <w:r>
-        <w:rPr>
-          <w:sz w:val="16"/>
-          <w:szCs w:val="16"/>
-        </w:rPr>
-        <w:t xml:space="preserve">.</w:t>
+        <w:t>Lambda, EC2</w:t>
+      </w:r>
+      <w:r>
+        <w:rPr>
+          <w:sz w:val="16"/>
+          <w:szCs w:val="16"/>
+        </w:rPr>
+        <w:t>, and CloudWatch</w:t>
+      </w:r>
+      <w:r>
+        <w:rPr>
+          <w:sz w:val="16"/>
+          <w:szCs w:val="16"/>
+        </w:rPr>
+        <w:t>.</w:t>
       </w:r>
     </w:p>
     <w:p>
@@ -5143,22 +4528,6 @@
       </w:pPr>
       <w:r>
         <w:rPr>
-          <w:b/>
-          <w:i/>
-          <w:sz w:val="16"/>
-          <w:szCs w:val="16"/>
-        </w:rPr>
-        <w:t xml:space="preserve"/>
-      </w:r>
-      <w:r>
-        <w:rPr>
-          <w:sz w:val="16"/>
-          <w:szCs w:val="16"/>
-        </w:rPr>
-        <w:t xml:space="preserve"/>
-      </w:r>
-      <w:r>
-        <w:rPr>
           <w:sz w:val="16"/>
           <w:szCs w:val="16"/>
         </w:rPr>
@@ -5190,7 +4559,7 @@
           <w:sz w:val="16"/>
           <w:szCs w:val="16"/>
         </w:rPr>
-        <w:t xml:space="preserve">PySpark, and Kafka</w:t>
+        <w:t>PySpark, and Kafka</w:t>
       </w:r>
       <w:r>
         <w:rPr>
@@ -5227,7 +4596,7 @@
           <w:sz w:val="16"/>
           <w:szCs w:val="16"/>
         </w:rPr>
-        <w:t xml:space="preserve">: Tableau, Cognos, and Excel.</w:t>
+        <w:t>: Tableau, Cognos, and Excel.</w:t>
       </w:r>
     </w:p>
     <w:p>
@@ -5370,16 +4739,7 @@
           <w:sz w:val="16"/>
           <w:szCs w:val="16"/>
         </w:rPr>
-        <w:t xml:space="preserve">Received 3 additional IBM awards:</w:t>
-      </w:r>
-      <w:r>
-        <w:rPr>
-          <w:bCs/>
-          <w:iCs/>
-          <w:sz w:val="16"/>
-          <w:szCs w:val="16"/>
-        </w:rPr>
-        <w:t xml:space="preserve"/>
+        <w:t>Received 3 additional IBM awards:</w:t>
       </w:r>
       <w:r>
         <w:rPr>
@@ -5445,7 +4805,7 @@
           <w:sz w:val="16"/>
           <w:szCs w:val="16"/>
         </w:rPr>
-        <w:t xml:space="preserve">.</w:t>
+        <w:t>.</w:t>
       </w:r>
     </w:p>
     <w:p>
@@ -5471,58 +4831,7 @@
           <w:sz w:val="16"/>
           <w:szCs w:val="16"/>
         </w:rPr>
-        <w:t xml:space="preserve">R</w:t>
-      </w:r>
-      <w:r>
-        <w:rPr>
-          <w:rFonts w:ascii="Calibri" w:eastAsia="Calibri" w:hAnsi="Calibri" w:cs="Calibri"/>
-          <w:sz w:val="16"/>
-          <w:szCs w:val="16"/>
-        </w:rPr>
-        <w:t xml:space="preserve"/>
-      </w:r>
-      <w:r>
-        <w:rPr>
-          <w:rFonts w:ascii="Calibri" w:eastAsia="Calibri" w:hAnsi="Calibri" w:cs="Calibri"/>
-          <w:spacing w:val="-1"/>
-          <w:sz w:val="16"/>
-          <w:szCs w:val="16"/>
-        </w:rPr>
-        <w:t xml:space="preserve"/>
-      </w:r>
-      <w:r>
-        <w:rPr>
-          <w:rFonts w:ascii="Calibri" w:eastAsia="Calibri" w:hAnsi="Calibri" w:cs="Calibri"/>
-          <w:sz w:val="16"/>
-          <w:szCs w:val="16"/>
-        </w:rPr>
-        <w:t xml:space="preserve"/>
-      </w:r>
-      <w:r>
-        <w:rPr>
-          <w:rFonts w:ascii="Calibri" w:eastAsia="Calibri" w:hAnsi="Calibri" w:cs="Calibri"/>
-          <w:spacing w:val="-5"/>
-          <w:sz w:val="16"/>
-          <w:szCs w:val="16"/>
-        </w:rPr>
-        <w:t xml:space="preserve"/>
-      </w:r>
-      <w:r>
-        <w:rPr>
-          <w:rFonts w:ascii="Calibri" w:eastAsia="Calibri" w:hAnsi="Calibri" w:cs="Calibri"/>
-          <w:sz w:val="16"/>
-          <w:szCs w:val="16"/>
-        </w:rPr>
-        <w:t xml:space="preserve"/>
-      </w:r>
-      <w:r>
-        <w:rPr>
-          <w:rFonts w:ascii="Calibri" w:eastAsia="Calibri" w:hAnsi="Calibri" w:cs="Calibri"/>
-          <w:spacing w:val="1"/>
-          <w:sz w:val="16"/>
-          <w:szCs w:val="16"/>
-        </w:rPr>
-        <w:t>e</w:t>
+        <w:t>Re</w:t>
       </w:r>
       <w:r>
         <w:rPr>
@@ -5945,7 +5254,7 @@
           <w:sz w:val="16"/>
           <w:szCs w:val="16"/>
         </w:rPr>
-        <w:t xml:space="preserve"> for unit testing automation</w:t>
+        <w:t xml:space="preserve"> for unit testing automation that reduced </w:t>
       </w:r>
       <w:r>
         <w:rPr>
@@ -5954,7 +5263,7 @@
           <w:sz w:val="16"/>
           <w:szCs w:val="16"/>
         </w:rPr>
-        <w:t xml:space="preserve"/>
+        <w:t>manu</w:t>
       </w:r>
       <w:r>
         <w:rPr>
@@ -5963,25 +5272,7 @@
           <w:sz w:val="16"/>
           <w:szCs w:val="16"/>
         </w:rPr>
-        <w:t xml:space="preserve"> that reduced </w:t>
-      </w:r>
-      <w:r>
-        <w:rPr>
-          <w:bCs/>
-          <w:iCs/>
-          <w:sz w:val="16"/>
-          <w:szCs w:val="16"/>
-        </w:rPr>
-        <w:t xml:space="preserve">manu</w:t>
-      </w:r>
-      <w:r>
-        <w:rPr>
-          <w:bCs/>
-          <w:iCs/>
-          <w:sz w:val="16"/>
-          <w:szCs w:val="16"/>
-        </w:rPr>
-        <w:t xml:space="preserve">al effort at Deloitte USI.</w:t>
+        <w:t>al effort at Deloitte USI.</w:t>
       </w:r>
     </w:p>
     <w:p>
